--- a/KM02/learner-performance-tracker/evidence/Ryan Ward learner performance tracker.docx
+++ b/KM02/learner-performance-tracker/evidence/Ryan Ward learner performance tracker.docx
@@ -23,6 +23,9 @@
     </w:p>
     <w:p>
       <w:r>
+        <w:rPr>
+          <w:noProof/>
+        </w:rPr>
         <w:drawing>
           <wp:inline distT="0" distB="0" distL="0" distR="0" wp14:anchorId="00BBBEFA" wp14:editId="75914040">
             <wp:extent cx="5731510" cy="583565"/>
@@ -70,6 +73,9 @@
     </w:p>
     <w:p>
       <w:r>
+        <w:rPr>
+          <w:noProof/>
+        </w:rPr>
         <w:drawing>
           <wp:inline distT="0" distB="0" distL="0" distR="0" wp14:anchorId="58301D58" wp14:editId="55C8EAE4">
             <wp:extent cx="5731510" cy="2997200"/>
@@ -109,6 +115,9 @@
     </w:p>
     <w:p>
       <w:r>
+        <w:rPr>
+          <w:noProof/>
+        </w:rPr>
         <w:drawing>
           <wp:inline distT="0" distB="0" distL="0" distR="0" wp14:anchorId="3F6421A4" wp14:editId="11E12B55">
             <wp:extent cx="5731510" cy="3460750"/>
@@ -148,6 +157,9 @@
     </w:p>
     <w:p>
       <w:r>
+        <w:rPr>
+          <w:noProof/>
+        </w:rPr>
         <w:drawing>
           <wp:inline distT="0" distB="0" distL="0" distR="0" wp14:anchorId="66A12DD5" wp14:editId="06481F3E">
             <wp:extent cx="5731510" cy="3862070"/>
@@ -236,6 +248,9 @@
     </w:p>
     <w:p>
       <w:r>
+        <w:rPr>
+          <w:noProof/>
+        </w:rPr>
         <w:drawing>
           <wp:inline distT="0" distB="0" distL="0" distR="0" wp14:anchorId="34FD67AD" wp14:editId="0F1410C8">
             <wp:extent cx="2915057" cy="3600953"/>
@@ -275,6 +290,9 @@
     </w:p>
     <w:p>
       <w:r>
+        <w:rPr>
+          <w:noProof/>
+        </w:rPr>
         <w:drawing>
           <wp:inline distT="0" distB="0" distL="0" distR="0" wp14:anchorId="19E89FB0" wp14:editId="4A4350CC">
             <wp:extent cx="2772162" cy="2829320"/>
@@ -314,6 +332,9 @@
     </w:p>
     <w:p>
       <w:r>
+        <w:rPr>
+          <w:noProof/>
+        </w:rPr>
         <w:drawing>
           <wp:inline distT="0" distB="0" distL="0" distR="0" wp14:anchorId="5994FCBC" wp14:editId="67929E01">
             <wp:extent cx="2486372" cy="3410426"/>
@@ -353,6 +374,9 @@
     </w:p>
     <w:p>
       <w:r>
+        <w:rPr>
+          <w:noProof/>
+        </w:rPr>
         <w:drawing>
           <wp:inline distT="0" distB="0" distL="0" distR="0" wp14:anchorId="0DC4ED85" wp14:editId="148A3BBB">
             <wp:extent cx="4648849" cy="3277057"/>
@@ -392,6 +416,9 @@
     </w:p>
     <w:p>
       <w:r>
+        <w:rPr>
+          <w:noProof/>
+        </w:rPr>
         <w:drawing>
           <wp:inline distT="0" distB="0" distL="0" distR="0" wp14:anchorId="0E0C8A06" wp14:editId="32CC161C">
             <wp:extent cx="3543795" cy="1171739"/>
@@ -439,6 +466,9 @@
     </w:p>
     <w:p>
       <w:r>
+        <w:rPr>
+          <w:noProof/>
+        </w:rPr>
         <w:drawing>
           <wp:inline distT="0" distB="0" distL="0" distR="0" wp14:anchorId="67DAA9F0" wp14:editId="1364AF16">
             <wp:extent cx="5731510" cy="6106160"/>
@@ -478,6 +508,9 @@
     </w:p>
     <w:p>
       <w:r>
+        <w:rPr>
+          <w:noProof/>
+        </w:rPr>
         <w:drawing>
           <wp:inline distT="0" distB="0" distL="0" distR="0" wp14:anchorId="1ACB5E7D" wp14:editId="6F82FAC0">
             <wp:extent cx="5731510" cy="1724660"/>
@@ -503,6 +536,146 @@
                     <a:xfrm>
                       <a:off x="0" y="0"/>
                       <a:ext cx="5731510" cy="1724660"/>
+                    </a:xfrm>
+                    <a:prstGeom prst="rect">
+                      <a:avLst/>
+                    </a:prstGeom>
+                  </pic:spPr>
+                </pic:pic>
+              </a:graphicData>
+            </a:graphic>
+          </wp:inline>
+        </w:drawing>
+      </w:r>
+    </w:p>
+    <w:p>
+      <w:pPr>
+        <w:pStyle w:val="Heading2"/>
+      </w:pPr>
+      <w:proofErr w:type="spellStart"/>
+      <w:r>
+        <w:t>GetLearn</w:t>
+      </w:r>
+      <w:r>
+        <w:t>er</w:t>
+      </w:r>
+      <w:r>
+        <w:t>Statu</w:t>
+      </w:r>
+      <w:r>
+        <w:t>s</w:t>
+      </w:r>
+      <w:proofErr w:type="spellEnd"/>
+      <w:r>
+        <w:t>:</w:t>
+      </w:r>
+    </w:p>
+    <w:p>
+      <w:r>
+        <w:drawing>
+          <wp:inline distT="0" distB="0" distL="0" distR="0" wp14:anchorId="4743C6BC" wp14:editId="750F2B6B">
+            <wp:extent cx="5731510" cy="3932555"/>
+            <wp:effectExtent l="0" t="0" r="2540" b="0"/>
+            <wp:docPr id="68720502" name="Picture 1" descr="The provided text is a snippet of JavaScript code that defines a function to evaluate and categorize learners' competencies based on their scores, attendance, and submission status.&#10;&#10;AI-generated content may be incorrect."/>
+            <wp:cNvGraphicFramePr>
+              <a:graphicFrameLocks xmlns:a="http://schemas.openxmlformats.org/drawingml/2006/main" noChangeAspect="1"/>
+            </wp:cNvGraphicFramePr>
+            <a:graphic xmlns:a="http://schemas.openxmlformats.org/drawingml/2006/main">
+              <a:graphicData uri="http://schemas.openxmlformats.org/drawingml/2006/picture">
+                <pic:pic xmlns:pic="http://schemas.openxmlformats.org/drawingml/2006/picture">
+                  <pic:nvPicPr>
+                    <pic:cNvPr id="68720502" name="Picture 1" descr="The provided text is a snippet of JavaScript code that defines a function to evaluate and categorize learners' competencies based on their scores, attendance, and submission status.&#10;&#10;AI-generated content may be incorrect."/>
+                    <pic:cNvPicPr/>
+                  </pic:nvPicPr>
+                  <pic:blipFill>
+                    <a:blip r:embed="rId15"/>
+                    <a:stretch>
+                      <a:fillRect/>
+                    </a:stretch>
+                  </pic:blipFill>
+                  <pic:spPr>
+                    <a:xfrm>
+                      <a:off x="0" y="0"/>
+                      <a:ext cx="5731510" cy="3932555"/>
+                    </a:xfrm>
+                    <a:prstGeom prst="rect">
+                      <a:avLst/>
+                    </a:prstGeom>
+                  </pic:spPr>
+                </pic:pic>
+              </a:graphicData>
+            </a:graphic>
+          </wp:inline>
+        </w:drawing>
+      </w:r>
+    </w:p>
+    <w:p>
+      <w:r>
+        <w:lastRenderedPageBreak/>
+        <w:drawing>
+          <wp:inline distT="0" distB="0" distL="0" distR="0" wp14:anchorId="7BAB67A0" wp14:editId="60662570">
+            <wp:extent cx="5731510" cy="3142615"/>
+            <wp:effectExtent l="0" t="0" r="2540" b="635"/>
+            <wp:docPr id="811145485" name="Picture 1" descr="The image displays a console log output, showing a list of learners' performance reports, including their student number, name, score, attendance, submission status, and competency level.&#10;&#10;AI-generated content may be incorrect."/>
+            <wp:cNvGraphicFramePr>
+              <a:graphicFrameLocks xmlns:a="http://schemas.openxmlformats.org/drawingml/2006/main" noChangeAspect="1"/>
+            </wp:cNvGraphicFramePr>
+            <a:graphic xmlns:a="http://schemas.openxmlformats.org/drawingml/2006/main">
+              <a:graphicData uri="http://schemas.openxmlformats.org/drawingml/2006/picture">
+                <pic:pic xmlns:pic="http://schemas.openxmlformats.org/drawingml/2006/picture">
+                  <pic:nvPicPr>
+                    <pic:cNvPr id="811145485" name="Picture 1" descr="The image displays a console log output, showing a list of learners' performance reports, including their student number, name, score, attendance, submission status, and competency level.&#10;&#10;AI-generated content may be incorrect."/>
+                    <pic:cNvPicPr/>
+                  </pic:nvPicPr>
+                  <pic:blipFill>
+                    <a:blip r:embed="rId16"/>
+                    <a:stretch>
+                      <a:fillRect/>
+                    </a:stretch>
+                  </pic:blipFill>
+                  <pic:spPr>
+                    <a:xfrm>
+                      <a:off x="0" y="0"/>
+                      <a:ext cx="5731510" cy="3142615"/>
+                    </a:xfrm>
+                    <a:prstGeom prst="rect">
+                      <a:avLst/>
+                    </a:prstGeom>
+                  </pic:spPr>
+                </pic:pic>
+              </a:graphicData>
+            </a:graphic>
+          </wp:inline>
+        </w:drawing>
+      </w:r>
+    </w:p>
+    <w:p>
+      <w:r>
+        <w:drawing>
+          <wp:inline distT="0" distB="0" distL="0" distR="0" wp14:anchorId="011C7B0A" wp14:editId="6902433E">
+            <wp:extent cx="5515745" cy="3820058"/>
+            <wp:effectExtent l="0" t="0" r="8890" b="9525"/>
+            <wp:docPr id="652710774" name="Picture 1" descr="The image displays two sections of a learner report, one for a student named Peter with an 89 score, 40 attendance, and a note that he does not meet the requirement, and another for a student named Tim with a 49 score, 64 attendance, and the same note.&#10;&#10;AI-generated content may be incorrect."/>
+            <wp:cNvGraphicFramePr>
+              <a:graphicFrameLocks xmlns:a="http://schemas.openxmlformats.org/drawingml/2006/main" noChangeAspect="1"/>
+            </wp:cNvGraphicFramePr>
+            <a:graphic xmlns:a="http://schemas.openxmlformats.org/drawingml/2006/main">
+              <a:graphicData uri="http://schemas.openxmlformats.org/drawingml/2006/picture">
+                <pic:pic xmlns:pic="http://schemas.openxmlformats.org/drawingml/2006/picture">
+                  <pic:nvPicPr>
+                    <pic:cNvPr id="652710774" name="Picture 1" descr="The image displays two sections of a learner report, one for a student named Peter with an 89 score, 40 attendance, and a note that he does not meet the requirement, and another for a student named Tim with a 49 score, 64 attendance, and the same note.&#10;&#10;AI-generated content may be incorrect."/>
+                    <pic:cNvPicPr/>
+                  </pic:nvPicPr>
+                  <pic:blipFill>
+                    <a:blip r:embed="rId17"/>
+                    <a:stretch>
+                      <a:fillRect/>
+                    </a:stretch>
+                  </pic:blipFill>
+                  <pic:spPr>
+                    <a:xfrm>
+                      <a:off x="0" y="0"/>
+                      <a:ext cx="5515745" cy="3820058"/>
                     </a:xfrm>
                     <a:prstGeom prst="rect">
                       <a:avLst/>
